--- a/DocumentaciónTécnica_WebSimIA.docx
+++ b/DocumentaciónTécnica_WebSimIA.docx
@@ -89,13 +89,7 @@
         <w:ind w:left="0" w:firstLine="0"/>
       </w:pPr>
       <w:r>
-        <w:t xml:space="preserve">Se ha desarrollado una </w:t>
-      </w:r>
-      <w:r>
-        <w:t>web</w:t>
-      </w:r>
-      <w:r>
-        <w:t xml:space="preserve"> interactiva orientada a la </w:t>
+        <w:t xml:space="preserve">Se ha desarrollado una web interactiva orientada a la </w:t>
       </w:r>
       <w:r>
         <w:rPr>
@@ -488,6 +482,7 @@
         <w:rPr>
           <w:i/>
           <w:iCs/>
+          <w:noProof/>
         </w:rPr>
         <w:drawing>
           <wp:inline distT="0" distB="0" distL="0" distR="0" wp14:anchorId="53CF22B3" wp14:editId="156FEB68">
@@ -590,6 +585,7 @@
         <w:rPr>
           <w:i/>
           <w:iCs/>
+          <w:noProof/>
         </w:rPr>
         <w:drawing>
           <wp:inline distT="0" distB="0" distL="0" distR="0" wp14:anchorId="03CD9F91" wp14:editId="4151F34E">
@@ -854,89 +850,206 @@
       </w:r>
     </w:p>
     <w:p>
-      <w:r>
-        <w:rPr>
-          <w:b/>
-          <w:bCs/>
-        </w:rPr>
-        <w:t>A. Formulario de Contacto / Consultas</w:t>
+      <w:pPr>
+        <w:rPr>
+          <w:b/>
+          <w:bCs/>
+        </w:rPr>
+      </w:pPr>
+      <w:r>
+        <w:rPr>
+          <w:b/>
+          <w:bCs/>
+        </w:rPr>
+        <w:t xml:space="preserve">A. </w:t>
+      </w:r>
+      <w:r>
+        <w:rPr>
+          <w:b/>
+          <w:bCs/>
+        </w:rPr>
+        <w:t xml:space="preserve">Formularios (Contacto, Grado, Máster y </w:t>
+      </w:r>
+      <w:proofErr w:type="spellStart"/>
+      <w:r>
+        <w:rPr>
+          <w:b/>
+          <w:bCs/>
+        </w:rPr>
+        <w:t>CogniViR</w:t>
+      </w:r>
+      <w:proofErr w:type="spellEnd"/>
+      <w:r>
+        <w:rPr>
+          <w:b/>
+          <w:bCs/>
+        </w:rPr>
+        <w:t>) [IMPORTANTE]</w:t>
       </w:r>
     </w:p>
     <w:p>
       <w:pPr>
         <w:numPr>
           <w:ilvl w:val="0"/>
-          <w:numId w:val="4"/>
+          <w:numId w:val="7"/>
         </w:numPr>
-        <w:rPr>
-          <w:color w:val="EE0000"/>
-        </w:rPr>
-      </w:pPr>
-      <w:r>
-        <w:rPr>
-          <w:b/>
-          <w:bCs/>
-          <w:color w:val="EE0000"/>
-        </w:rPr>
-        <w:t>Comportamiento actual:</w:t>
-      </w:r>
-      <w:r>
-        <w:rPr>
-          <w:color w:val="EE0000"/>
-        </w:rPr>
-        <w:t xml:space="preserve"> Al rellenar los campos (Nombre, Email, Asunto, Mensaje) y pulsar enviar, el código JS captura los datos y ejecuta un protocolo mailto:.</w:t>
+      </w:pPr>
+      <w:r>
+        <w:rPr>
+          <w:b/>
+          <w:bCs/>
+        </w:rPr>
+        <w:t xml:space="preserve">Estado Actual (Prueba de Concepto/Demo): </w:t>
+      </w:r>
+    </w:p>
+    <w:p>
+      <w:pPr>
+        <w:ind w:left="720" w:firstLine="0"/>
+      </w:pPr>
+      <w:r>
+        <w:t>Los formularios operan actualmente al 100% en el lado del cliente (</w:t>
+      </w:r>
+      <w:proofErr w:type="spellStart"/>
+      <w:r>
+        <w:t>Frontend</w:t>
+      </w:r>
+      <w:proofErr w:type="spellEnd"/>
+      <w:r>
+        <w:t xml:space="preserve">) y no capturan ni envían datos reales a ningún sitio. Al pulsar "Enviar", un script en </w:t>
+      </w:r>
+      <w:proofErr w:type="spellStart"/>
+      <w:r>
+        <w:lastRenderedPageBreak/>
+        <w:t>Javascript</w:t>
+      </w:r>
+      <w:proofErr w:type="spellEnd"/>
+      <w:r>
+        <w:t xml:space="preserve"> simplemente previene la recarga por defecto (</w:t>
+      </w:r>
+      <w:proofErr w:type="spellStart"/>
+      <w:r>
+        <w:t>e.preventDefault</w:t>
+      </w:r>
+      <w:proofErr w:type="spellEnd"/>
+      <w:r>
+        <w:t>()), limpia los campos del formulario, cierra el modal y simula visualmente la acción lanzando una mensaje de "Correo enviado con éxito".</w:t>
       </w:r>
     </w:p>
     <w:p>
       <w:pPr>
         <w:numPr>
           <w:ilvl w:val="0"/>
-          <w:numId w:val="4"/>
+          <w:numId w:val="7"/>
         </w:numPr>
-        <w:rPr>
-          <w:color w:val="EE0000"/>
-        </w:rPr>
-      </w:pPr>
-      <w:r>
-        <w:rPr>
-          <w:b/>
-          <w:bCs/>
-          <w:color w:val="EE0000"/>
-        </w:rPr>
-        <w:lastRenderedPageBreak/>
-        <w:t>Resultado:</w:t>
-      </w:r>
-      <w:r>
-        <w:rPr>
-          <w:color w:val="EE0000"/>
-        </w:rPr>
-        <w:t xml:space="preserve"> Abre automáticamente el cliente de correo del usuario (Outlook, Gmail) con el destinatario predefinido (oliver_dav@isabial.es), el asunto formateado y el cuerpo del mensaje rellenado.</w:t>
+      </w:pPr>
+      <w:r>
+        <w:rPr>
+          <w:b/>
+          <w:bCs/>
+        </w:rPr>
+        <w:t>Requisito de Integración (</w:t>
+      </w:r>
+      <w:r>
+        <w:rPr>
+          <w:b/>
+          <w:bCs/>
+        </w:rPr>
+        <w:t>Objetivo de Desarrollo Final</w:t>
+      </w:r>
+      <w:r>
+        <w:rPr>
+          <w:b/>
+          <w:bCs/>
+        </w:rPr>
+        <w:t xml:space="preserve">): </w:t>
+      </w:r>
+    </w:p>
+    <w:p>
+      <w:pPr>
+        <w:ind w:left="720" w:firstLine="0"/>
+      </w:pPr>
+      <w:r>
+        <w:t xml:space="preserve">Para que la web sea completamente funcional e independiente del dispositivo del usuario, necesitamos que el envío de los formularios se procese en segundo plano. El objetivo es que, al pulsar el botón "Enviar", los datos recogidos se estructuren y envíen automáticamente a la dirección </w:t>
+      </w:r>
+      <w:r>
+        <w:rPr>
+          <w:b/>
+          <w:bCs/>
+        </w:rPr>
+        <w:t>oliver_dav@isabial.es</w:t>
+      </w:r>
+      <w:r>
+        <w:t xml:space="preserve"> de forma transparente, sin abrir ni depender del cliente de correo local del estudiante.</w:t>
+      </w:r>
+    </w:p>
+    <w:p>
+      <w:pPr>
+        <w:ind w:left="720" w:firstLine="0"/>
+      </w:pPr>
+      <w:r>
+        <w:t>Para la correcta recepción de estos correos, la asignación del "Asunto" debe comportarse de la siguiente manera según el origen:</w:t>
       </w:r>
     </w:p>
     <w:p>
       <w:pPr>
         <w:numPr>
-          <w:ilvl w:val="0"/>
-          <w:numId w:val="4"/>
+          <w:ilvl w:val="1"/>
+          <w:numId w:val="7"/>
         </w:numPr>
       </w:pPr>
+      <w:r>
+        <w:rPr>
+          <w:b/>
+          <w:bCs/>
+        </w:rPr>
+        <w:t>Formulario de Grado:</w:t>
+      </w:r>
+      <w:r>
+        <w:t xml:space="preserve"> Al no disponer de un campo específico para ello en la interfaz, el sistema debe asignar automáticamente el asunto estático: </w:t>
+      </w:r>
       <w:r>
         <w:rPr>
           <w:i/>
           <w:iCs/>
         </w:rPr>
-        <w:t>Nota para Informática:</w:t>
-      </w:r>
-      <w:r>
-        <w:t xml:space="preserve"> De momento no requiere servidor </w:t>
+        <w:t>"Petición de Prácticas de Grado"</w:t>
+      </w:r>
+      <w:r>
+        <w:t>.</w:t>
+      </w:r>
+    </w:p>
+    <w:p>
+      <w:pPr>
+        <w:numPr>
+          <w:ilvl w:val="1"/>
+          <w:numId w:val="7"/>
+        </w:numPr>
+      </w:pPr>
+      <w:r>
+        <w:rPr>
+          <w:b/>
+          <w:bCs/>
+        </w:rPr>
+        <w:t xml:space="preserve">Formularios con campo "Asunto" (Máster, </w:t>
       </w:r>
       <w:proofErr w:type="spellStart"/>
       <w:r>
-        <w:t>backend</w:t>
+        <w:rPr>
+          <w:b/>
+          <w:bCs/>
+        </w:rPr>
+        <w:t>CogniViR</w:t>
       </w:r>
       <w:proofErr w:type="spellEnd"/>
       <w:r>
-        <w:t xml:space="preserve"> (PHP/Node) ni base de datos, ya que externaliza el envío al correo del usuario.</w:t>
+        <w:rPr>
+          <w:b/>
+          <w:bCs/>
+        </w:rPr>
+        <w:t xml:space="preserve"> y Contacto General):</w:t>
+      </w:r>
+      <w:r>
+        <w:t xml:space="preserve"> El sistema debe capturar e inyectar dinámicamente el texto que el estudiante haya escrito en dicho campo.</w:t>
       </w:r>
     </w:p>
     <w:p>
@@ -951,6 +1064,7 @@
         <w:rPr>
           <w:i/>
           <w:iCs/>
+          <w:noProof/>
         </w:rPr>
         <w:drawing>
           <wp:inline distT="0" distB="0" distL="0" distR="0" wp14:anchorId="54EDB2FA" wp14:editId="42DEC8BE">
@@ -1172,6 +1286,10 @@
         <w:jc w:val="center"/>
       </w:pPr>
       <w:r>
+        <w:rPr>
+          <w:noProof/>
+        </w:rPr>
+        <w:lastRenderedPageBreak/>
         <w:drawing>
           <wp:inline distT="0" distB="0" distL="0" distR="0" wp14:anchorId="0CAC63E1" wp14:editId="4A6BA9E2">
             <wp:extent cx="5400040" cy="556260"/>
@@ -1967,6 +2085,304 @@
     </w:lvl>
   </w:abstractNum>
   <w:abstractNum w:abstractNumId="5" w15:restartNumberingAfterBreak="0">
+    <w:nsid w:val="362C67D5"/>
+    <w:multiLevelType w:val="multilevel"/>
+    <w:tmpl w:val="284A2306"/>
+    <w:lvl w:ilvl="0">
+      <w:start w:val="1"/>
+      <w:numFmt w:val="bullet"/>
+      <w:lvlText w:val=""/>
+      <w:lvlJc w:val="left"/>
+      <w:pPr>
+        <w:tabs>
+          <w:tab w:val="num" w:pos="720"/>
+        </w:tabs>
+        <w:ind w:left="720" w:hanging="360"/>
+      </w:pPr>
+      <w:rPr>
+        <w:rFonts w:ascii="Symbol" w:hAnsi="Symbol" w:hint="default"/>
+        <w:sz w:val="20"/>
+      </w:rPr>
+    </w:lvl>
+    <w:lvl w:ilvl="1">
+      <w:start w:val="1"/>
+      <w:numFmt w:val="bullet"/>
+      <w:lvlText w:val="o"/>
+      <w:lvlJc w:val="left"/>
+      <w:pPr>
+        <w:tabs>
+          <w:tab w:val="num" w:pos="1440"/>
+        </w:tabs>
+        <w:ind w:left="1440" w:hanging="360"/>
+      </w:pPr>
+      <w:rPr>
+        <w:rFonts w:ascii="Courier New" w:hAnsi="Courier New" w:hint="default"/>
+        <w:sz w:val="20"/>
+      </w:rPr>
+    </w:lvl>
+    <w:lvl w:ilvl="2" w:tentative="1">
+      <w:start w:val="1"/>
+      <w:numFmt w:val="bullet"/>
+      <w:lvlText w:val=""/>
+      <w:lvlJc w:val="left"/>
+      <w:pPr>
+        <w:tabs>
+          <w:tab w:val="num" w:pos="2160"/>
+        </w:tabs>
+        <w:ind w:left="2160" w:hanging="360"/>
+      </w:pPr>
+      <w:rPr>
+        <w:rFonts w:ascii="Wingdings" w:hAnsi="Wingdings" w:hint="default"/>
+        <w:sz w:val="20"/>
+      </w:rPr>
+    </w:lvl>
+    <w:lvl w:ilvl="3" w:tentative="1">
+      <w:start w:val="1"/>
+      <w:numFmt w:val="bullet"/>
+      <w:lvlText w:val=""/>
+      <w:lvlJc w:val="left"/>
+      <w:pPr>
+        <w:tabs>
+          <w:tab w:val="num" w:pos="2880"/>
+        </w:tabs>
+        <w:ind w:left="2880" w:hanging="360"/>
+      </w:pPr>
+      <w:rPr>
+        <w:rFonts w:ascii="Wingdings" w:hAnsi="Wingdings" w:hint="default"/>
+        <w:sz w:val="20"/>
+      </w:rPr>
+    </w:lvl>
+    <w:lvl w:ilvl="4" w:tentative="1">
+      <w:start w:val="1"/>
+      <w:numFmt w:val="bullet"/>
+      <w:lvlText w:val=""/>
+      <w:lvlJc w:val="left"/>
+      <w:pPr>
+        <w:tabs>
+          <w:tab w:val="num" w:pos="3600"/>
+        </w:tabs>
+        <w:ind w:left="3600" w:hanging="360"/>
+      </w:pPr>
+      <w:rPr>
+        <w:rFonts w:ascii="Wingdings" w:hAnsi="Wingdings" w:hint="default"/>
+        <w:sz w:val="20"/>
+      </w:rPr>
+    </w:lvl>
+    <w:lvl w:ilvl="5" w:tentative="1">
+      <w:start w:val="1"/>
+      <w:numFmt w:val="bullet"/>
+      <w:lvlText w:val=""/>
+      <w:lvlJc w:val="left"/>
+      <w:pPr>
+        <w:tabs>
+          <w:tab w:val="num" w:pos="4320"/>
+        </w:tabs>
+        <w:ind w:left="4320" w:hanging="360"/>
+      </w:pPr>
+      <w:rPr>
+        <w:rFonts w:ascii="Wingdings" w:hAnsi="Wingdings" w:hint="default"/>
+        <w:sz w:val="20"/>
+      </w:rPr>
+    </w:lvl>
+    <w:lvl w:ilvl="6" w:tentative="1">
+      <w:start w:val="1"/>
+      <w:numFmt w:val="bullet"/>
+      <w:lvlText w:val=""/>
+      <w:lvlJc w:val="left"/>
+      <w:pPr>
+        <w:tabs>
+          <w:tab w:val="num" w:pos="5040"/>
+        </w:tabs>
+        <w:ind w:left="5040" w:hanging="360"/>
+      </w:pPr>
+      <w:rPr>
+        <w:rFonts w:ascii="Wingdings" w:hAnsi="Wingdings" w:hint="default"/>
+        <w:sz w:val="20"/>
+      </w:rPr>
+    </w:lvl>
+    <w:lvl w:ilvl="7" w:tentative="1">
+      <w:start w:val="1"/>
+      <w:numFmt w:val="bullet"/>
+      <w:lvlText w:val=""/>
+      <w:lvlJc w:val="left"/>
+      <w:pPr>
+        <w:tabs>
+          <w:tab w:val="num" w:pos="5760"/>
+        </w:tabs>
+        <w:ind w:left="5760" w:hanging="360"/>
+      </w:pPr>
+      <w:rPr>
+        <w:rFonts w:ascii="Wingdings" w:hAnsi="Wingdings" w:hint="default"/>
+        <w:sz w:val="20"/>
+      </w:rPr>
+    </w:lvl>
+    <w:lvl w:ilvl="8" w:tentative="1">
+      <w:start w:val="1"/>
+      <w:numFmt w:val="bullet"/>
+      <w:lvlText w:val=""/>
+      <w:lvlJc w:val="left"/>
+      <w:pPr>
+        <w:tabs>
+          <w:tab w:val="num" w:pos="6480"/>
+        </w:tabs>
+        <w:ind w:left="6480" w:hanging="360"/>
+      </w:pPr>
+      <w:rPr>
+        <w:rFonts w:ascii="Wingdings" w:hAnsi="Wingdings" w:hint="default"/>
+        <w:sz w:val="20"/>
+      </w:rPr>
+    </w:lvl>
+  </w:abstractNum>
+  <w:abstractNum w:abstractNumId="6" w15:restartNumberingAfterBreak="0">
+    <w:nsid w:val="494352E7"/>
+    <w:multiLevelType w:val="multilevel"/>
+    <w:tmpl w:val="284A2306"/>
+    <w:lvl w:ilvl="0">
+      <w:start w:val="1"/>
+      <w:numFmt w:val="bullet"/>
+      <w:lvlText w:val=""/>
+      <w:lvlJc w:val="left"/>
+      <w:pPr>
+        <w:tabs>
+          <w:tab w:val="num" w:pos="720"/>
+        </w:tabs>
+        <w:ind w:left="720" w:hanging="360"/>
+      </w:pPr>
+      <w:rPr>
+        <w:rFonts w:ascii="Symbol" w:hAnsi="Symbol" w:hint="default"/>
+        <w:sz w:val="20"/>
+      </w:rPr>
+    </w:lvl>
+    <w:lvl w:ilvl="1" w:tentative="1">
+      <w:start w:val="1"/>
+      <w:numFmt w:val="bullet"/>
+      <w:lvlText w:val="o"/>
+      <w:lvlJc w:val="left"/>
+      <w:pPr>
+        <w:tabs>
+          <w:tab w:val="num" w:pos="1440"/>
+        </w:tabs>
+        <w:ind w:left="1440" w:hanging="360"/>
+      </w:pPr>
+      <w:rPr>
+        <w:rFonts w:ascii="Courier New" w:hAnsi="Courier New" w:hint="default"/>
+        <w:sz w:val="20"/>
+      </w:rPr>
+    </w:lvl>
+    <w:lvl w:ilvl="2" w:tentative="1">
+      <w:start w:val="1"/>
+      <w:numFmt w:val="bullet"/>
+      <w:lvlText w:val=""/>
+      <w:lvlJc w:val="left"/>
+      <w:pPr>
+        <w:tabs>
+          <w:tab w:val="num" w:pos="2160"/>
+        </w:tabs>
+        <w:ind w:left="2160" w:hanging="360"/>
+      </w:pPr>
+      <w:rPr>
+        <w:rFonts w:ascii="Wingdings" w:hAnsi="Wingdings" w:hint="default"/>
+        <w:sz w:val="20"/>
+      </w:rPr>
+    </w:lvl>
+    <w:lvl w:ilvl="3" w:tentative="1">
+      <w:start w:val="1"/>
+      <w:numFmt w:val="bullet"/>
+      <w:lvlText w:val=""/>
+      <w:lvlJc w:val="left"/>
+      <w:pPr>
+        <w:tabs>
+          <w:tab w:val="num" w:pos="2880"/>
+        </w:tabs>
+        <w:ind w:left="2880" w:hanging="360"/>
+      </w:pPr>
+      <w:rPr>
+        <w:rFonts w:ascii="Wingdings" w:hAnsi="Wingdings" w:hint="default"/>
+        <w:sz w:val="20"/>
+      </w:rPr>
+    </w:lvl>
+    <w:lvl w:ilvl="4" w:tentative="1">
+      <w:start w:val="1"/>
+      <w:numFmt w:val="bullet"/>
+      <w:lvlText w:val=""/>
+      <w:lvlJc w:val="left"/>
+      <w:pPr>
+        <w:tabs>
+          <w:tab w:val="num" w:pos="3600"/>
+        </w:tabs>
+        <w:ind w:left="3600" w:hanging="360"/>
+      </w:pPr>
+      <w:rPr>
+        <w:rFonts w:ascii="Wingdings" w:hAnsi="Wingdings" w:hint="default"/>
+        <w:sz w:val="20"/>
+      </w:rPr>
+    </w:lvl>
+    <w:lvl w:ilvl="5" w:tentative="1">
+      <w:start w:val="1"/>
+      <w:numFmt w:val="bullet"/>
+      <w:lvlText w:val=""/>
+      <w:lvlJc w:val="left"/>
+      <w:pPr>
+        <w:tabs>
+          <w:tab w:val="num" w:pos="4320"/>
+        </w:tabs>
+        <w:ind w:left="4320" w:hanging="360"/>
+      </w:pPr>
+      <w:rPr>
+        <w:rFonts w:ascii="Wingdings" w:hAnsi="Wingdings" w:hint="default"/>
+        <w:sz w:val="20"/>
+      </w:rPr>
+    </w:lvl>
+    <w:lvl w:ilvl="6" w:tentative="1">
+      <w:start w:val="1"/>
+      <w:numFmt w:val="bullet"/>
+      <w:lvlText w:val=""/>
+      <w:lvlJc w:val="left"/>
+      <w:pPr>
+        <w:tabs>
+          <w:tab w:val="num" w:pos="5040"/>
+        </w:tabs>
+        <w:ind w:left="5040" w:hanging="360"/>
+      </w:pPr>
+      <w:rPr>
+        <w:rFonts w:ascii="Wingdings" w:hAnsi="Wingdings" w:hint="default"/>
+        <w:sz w:val="20"/>
+      </w:rPr>
+    </w:lvl>
+    <w:lvl w:ilvl="7" w:tentative="1">
+      <w:start w:val="1"/>
+      <w:numFmt w:val="bullet"/>
+      <w:lvlText w:val=""/>
+      <w:lvlJc w:val="left"/>
+      <w:pPr>
+        <w:tabs>
+          <w:tab w:val="num" w:pos="5760"/>
+        </w:tabs>
+        <w:ind w:left="5760" w:hanging="360"/>
+      </w:pPr>
+      <w:rPr>
+        <w:rFonts w:ascii="Wingdings" w:hAnsi="Wingdings" w:hint="default"/>
+        <w:sz w:val="20"/>
+      </w:rPr>
+    </w:lvl>
+    <w:lvl w:ilvl="8" w:tentative="1">
+      <w:start w:val="1"/>
+      <w:numFmt w:val="bullet"/>
+      <w:lvlText w:val=""/>
+      <w:lvlJc w:val="left"/>
+      <w:pPr>
+        <w:tabs>
+          <w:tab w:val="num" w:pos="6480"/>
+        </w:tabs>
+        <w:ind w:left="6480" w:hanging="360"/>
+      </w:pPr>
+      <w:rPr>
+        <w:rFonts w:ascii="Wingdings" w:hAnsi="Wingdings" w:hint="default"/>
+        <w:sz w:val="20"/>
+      </w:rPr>
+    </w:lvl>
+  </w:abstractNum>
+  <w:abstractNum w:abstractNumId="7" w15:restartNumberingAfterBreak="0">
     <w:nsid w:val="77C76011"/>
     <w:multiLevelType w:val="multilevel"/>
     <w:tmpl w:val="63FAF988"/>
@@ -2116,7 +2532,7 @@
     </w:lvl>
   </w:abstractNum>
   <w:num w:numId="1" w16cid:durableId="1048525925">
-    <w:abstractNumId w:val="5"/>
+    <w:abstractNumId w:val="7"/>
   </w:num>
   <w:num w:numId="2" w16cid:durableId="1702901913">
     <w:abstractNumId w:val="4"/>
@@ -2132,6 +2548,12 @@
   </w:num>
   <w:num w:numId="6" w16cid:durableId="1692610609">
     <w:abstractNumId w:val="3"/>
+  </w:num>
+  <w:num w:numId="7" w16cid:durableId="227810020">
+    <w:abstractNumId w:val="5"/>
+  </w:num>
+  <w:num w:numId="8" w16cid:durableId="1044328347">
+    <w:abstractNumId w:val="6"/>
   </w:num>
 </w:numbering>
 </file>
@@ -3090,6 +3512,19 @@
       <w:u w:val="single"/>
     </w:rPr>
   </w:style>
+  <w:style w:type="paragraph" w:styleId="NormalWeb">
+    <w:name w:val="Normal (Web)"/>
+    <w:basedOn w:val="Normal"/>
+    <w:uiPriority w:val="99"/>
+    <w:semiHidden/>
+    <w:unhideWhenUsed/>
+    <w:rsid w:val="00EF0391"/>
+    <w:rPr>
+      <w:rFonts w:ascii="Times New Roman" w:hAnsi="Times New Roman" w:cs="Times New Roman"/>
+      <w:sz w:val="24"/>
+      <w:szCs w:val="24"/>
+    </w:rPr>
+  </w:style>
 </w:styles>
 </file>
 
